--- a/examples/legal_demo-bound.docx
+++ b/examples/legal_demo-bound.docx
@@ -808,13 +808,8 @@
         <w:t xml:space="preserve"> </w:t>
       </w:r>
       <w:r>
-        <w:t>Including any deductions you authorize in writing.</w:t>
-      </w:r>
-    </w:p>
-    <w:p>
-      <w:pPr>
-        <w:pStyle w:val="FootnoteText"/>
-      </w:pPr>
+        <w:t xml:space="preserve">Including any deductions you authorize in writing. </w:t>
+      </w:r>
     </w:p>
   </w:footnote>
 </w:footnotes>

--- a/examples/legal_demo-bound.docx
+++ b/examples/legal_demo-bound.docx
@@ -385,6 +385,269 @@
         <w:pStyle w:val="BodyText"/>
       </w:pPr>
       <w:r>
+        <w:t>Your grants under this offer are:</w:t>
+      </w:r>
+    </w:p>
+    <w:tbl>
+      <w:tblPr>
+        <w:tblStyle w:val="TableGrid"/>
+        <w:tblW w:type="auto" w:w="0"/>
+        <w:tblLook w:val="04A0" w:firstRow="1" w:lastRow="0" w:firstColumn="0" w:lastColumn="0" w:noHBand="0" w:noVBand="1"/>
+      </w:tblPr>
+      <w:tblGrid>
+        <w:gridCol w:w="2340"/>
+        <w:gridCol w:w="2340"/>
+        <w:gridCol w:w="2340"/>
+        <w:gridCol w:w="2340"/>
+      </w:tblGrid>
+      <w:tr>
+        <w:trPr>
+          <w:tblHeader/>
+        </w:trPr>
+        <w:tc>
+          <w:tcPr/>
+          <w:p>
+            <w:pPr>
+              <w:pStyle w:val="Compact"/>
+            </w:pPr>
+            <w:r>
+              <w:rPr>
+                <w:b/>
+                <w:bCs/>
+              </w:rPr>
+              <w:t>Grant date</w:t>
+            </w:r>
+          </w:p>
+        </w:tc>
+        <w:tc>
+          <w:tcPr/>
+          <w:p>
+            <w:pPr>
+              <w:pStyle w:val="Compact"/>
+            </w:pPr>
+            <w:r>
+              <w:rPr>
+                <w:b/>
+                <w:bCs/>
+              </w:rPr>
+              <w:t>Shares</w:t>
+            </w:r>
+          </w:p>
+        </w:tc>
+        <w:tc>
+          <w:tcPr/>
+          <w:p>
+            <w:pPr>
+              <w:pStyle w:val="Compact"/>
+            </w:pPr>
+            <w:r>
+              <w:rPr>
+                <w:b/>
+                <w:bCs/>
+              </w:rPr>
+              <w:t>Class</w:t>
+            </w:r>
+          </w:p>
+        </w:tc>
+        <w:tc>
+          <w:tcPr/>
+          <w:p>
+            <w:pPr>
+              <w:pStyle w:val="Compact"/>
+            </w:pPr>
+            <w:r>
+              <w:rPr>
+                <w:b/>
+                <w:bCs/>
+              </w:rPr>
+              <w:t>Vesting</w:t>
+            </w:r>
+          </w:p>
+        </w:tc>
+      </w:tr>
+      <w:tr>
+        <w:tc>
+          <w:tcPr/>
+          <w:p>
+            <w:pPr>
+              <w:pStyle w:val="Compact"/>
+            </w:pPr>
+            <w:r>
+              <w:t>{{#grants}}</w:t>
+            </w:r>
+          </w:p>
+        </w:tc>
+        <w:tc>
+          <w:tcPr/>
+          <w:p>
+            <w:pPr>
+              <w:pStyle w:val="Compact"/>
+            </w:pPr>
+          </w:p>
+        </w:tc>
+        <w:tc>
+          <w:tcPr/>
+          <w:p>
+            <w:pPr>
+              <w:pStyle w:val="Compact"/>
+            </w:pPr>
+          </w:p>
+        </w:tc>
+        <w:tc>
+          <w:tcPr/>
+          <w:p>
+            <w:pPr>
+              <w:pStyle w:val="Compact"/>
+            </w:pPr>
+          </w:p>
+        </w:tc>
+      </w:tr>
+      <w:tr>
+        <w:tc>
+          <w:tcPr/>
+          <w:p>
+            <w:pPr>
+              <w:pStyle w:val="Compact"/>
+            </w:pPr>
+            <w:sdt>
+              <w:sdtPr>
+                <w:alias w:val="grant_date"/>
+                <w:tag w:val="grant_date"/>
+                <w:showingPlcHdr/>
+                <w:dataBinding w:prefixMappings="xmlns:ns0='urn:mdhtml:fields'" w:xpath="/ns0:fields[1]/ns0:grant_date[1]" w:storeItemID="{8E2C9A44-7D31-4E5B-9C0D-1A6F2B3C4D5E}"/>
+                <w:text/>
+              </w:sdtPr>
+              <w:sdtContent>
+                <w:r>
+                  <w:rPr>
+                    <w:rStyle w:val="PlaceholderText"/>
+                  </w:rPr>
+                  <w:t>grant_date</w:t>
+                </w:r>
+              </w:sdtContent>
+            </w:sdt>
+          </w:p>
+        </w:tc>
+        <w:tc>
+          <w:tcPr/>
+          <w:p>
+            <w:pPr>
+              <w:pStyle w:val="Compact"/>
+            </w:pPr>
+            <w:sdt>
+              <w:sdtPr>
+                <w:alias w:val="shares"/>
+                <w:tag w:val="shares"/>
+                <w:showingPlcHdr/>
+                <w:dataBinding w:prefixMappings="xmlns:ns0='urn:mdhtml:fields'" w:xpath="/ns0:fields[1]/ns0:shares[1]" w:storeItemID="{8E2C9A44-7D31-4E5B-9C0D-1A6F2B3C4D5E}"/>
+                <w:text/>
+              </w:sdtPr>
+              <w:sdtContent>
+                <w:r>
+                  <w:rPr>
+                    <w:rStyle w:val="PlaceholderText"/>
+                  </w:rPr>
+                  <w:t>shares</w:t>
+                </w:r>
+              </w:sdtContent>
+            </w:sdt>
+          </w:p>
+        </w:tc>
+        <w:tc>
+          <w:tcPr/>
+          <w:p>
+            <w:pPr>
+              <w:pStyle w:val="Compact"/>
+            </w:pPr>
+            <w:sdt>
+              <w:sdtPr>
+                <w:alias w:val="class_of_stock"/>
+                <w:tag w:val="class_of_stock"/>
+                <w:showingPlcHdr/>
+                <w:dataBinding w:prefixMappings="xmlns:ns0='urn:mdhtml:fields'" w:xpath="/ns0:fields[1]/ns0:class_of_stock[1]" w:storeItemID="{8E2C9A44-7D31-4E5B-9C0D-1A6F2B3C4D5E}"/>
+                <w:text/>
+              </w:sdtPr>
+              <w:sdtContent>
+                <w:r>
+                  <w:rPr>
+                    <w:rStyle w:val="PlaceholderText"/>
+                  </w:rPr>
+                  <w:t>class_of_stock</w:t>
+                </w:r>
+              </w:sdtContent>
+            </w:sdt>
+          </w:p>
+        </w:tc>
+        <w:tc>
+          <w:tcPr/>
+          <w:p>
+            <w:pPr>
+              <w:pStyle w:val="Compact"/>
+            </w:pPr>
+            <w:sdt>
+              <w:sdtPr>
+                <w:alias w:val="vesting_schedule"/>
+                <w:tag w:val="vesting_schedule"/>
+                <w:showingPlcHdr/>
+                <w:dataBinding w:prefixMappings="xmlns:ns0='urn:mdhtml:fields'" w:xpath="/ns0:fields[1]/ns0:vesting_schedule[1]" w:storeItemID="{8E2C9A44-7D31-4E5B-9C0D-1A6F2B3C4D5E}"/>
+                <w:text/>
+              </w:sdtPr>
+              <w:sdtContent>
+                <w:r>
+                  <w:rPr>
+                    <w:rStyle w:val="PlaceholderText"/>
+                  </w:rPr>
+                  <w:t>vesting_schedule</w:t>
+                </w:r>
+              </w:sdtContent>
+            </w:sdt>
+          </w:p>
+        </w:tc>
+      </w:tr>
+      <w:tr>
+        <w:tc>
+          <w:tcPr/>
+          <w:p>
+            <w:pPr>
+              <w:pStyle w:val="Compact"/>
+            </w:pPr>
+            <w:r>
+              <w:t>{{/grants}}</w:t>
+            </w:r>
+          </w:p>
+        </w:tc>
+        <w:tc>
+          <w:tcPr/>
+          <w:p>
+            <w:pPr>
+              <w:pStyle w:val="Compact"/>
+            </w:pPr>
+          </w:p>
+        </w:tc>
+        <w:tc>
+          <w:tcPr/>
+          <w:p>
+            <w:pPr>
+              <w:pStyle w:val="Compact"/>
+            </w:pPr>
+          </w:p>
+        </w:tc>
+        <w:tc>
+          <w:tcPr/>
+          <w:p>
+            <w:pPr>
+              <w:pStyle w:val="Compact"/>
+            </w:pPr>
+          </w:p>
+        </w:tc>
+      </w:tr>
+    </w:tbl>
+    <w:p/>
+    <w:p>
+      <w:pPr>
+        <w:pStyle w:val="FirstParagraph"/>
+      </w:pPr>
+      <w:r>
         <w:t xml:space="preserve">Tax treatment is your responsibility; see also </w:t>
       </w:r>
       <w:r>
@@ -403,11 +666,57 @@
       <w:pPr>
         <w:pStyle w:val="Heading2"/>
       </w:pPr>
-      <w:bookmarkStart w:id="4" w:name="sec_atwill"/>
+      <w:bookmarkStart w:id="4" w:name="sec_conting"/>
+      <w:r>
+        <w:t>Contingencies</w:t>
+      </w:r>
+      <w:bookmarkEnd w:id="4"/>
+    </w:p>
+    <w:p>
+      <w:pPr>
+        <w:pStyle w:val="FirstParagraph"/>
+      </w:pPr>
+      <w:r>
+        <w:t>This offer is contingent on each of the following:</w:t>
+      </w:r>
+    </w:p>
+    <w:p>
+      <w:pPr>
+        <w:pStyle w:val="BodyText"/>
+      </w:pPr>
+      <w:r>
+        <w:t>{{#contingencies}}</w:t>
+      </w:r>
+    </w:p>
+    <w:p>
+      <w:pPr>
+        <w:pStyle w:val="ListParagraph"/>
+        <w:numPr>
+          <w:ilvl w:val="0"/>
+          <w:numId w:val="2"/>
+        </w:numPr>
+      </w:pPr>
+      <w:r>
+        <w:t>{{.}}</w:t>
+      </w:r>
+    </w:p>
+    <w:p>
+      <w:pPr>
+        <w:pStyle w:val="BodyText"/>
+      </w:pPr>
+      <w:r>
+        <w:t>{{/contingencies}}</w:t>
+      </w:r>
+    </w:p>
+    <w:p>
+      <w:pPr>
+        <w:pStyle w:val="Heading2"/>
+      </w:pPr>
+      <w:bookmarkStart w:id="5" w:name="sec_atwill"/>
       <w:r>
         <w:t>At-Will Employment</w:t>
       </w:r>
-      <w:bookmarkEnd w:id="4"/>
+      <w:bookmarkEnd w:id="5"/>
     </w:p>
     <w:p>
       <w:pPr>
@@ -817,6 +1126,174 @@
 
 <file path=word/numbering.xml><?xml version="1.0" encoding="utf-8"?>
 <w:numbering xmlns:w="http://schemas.openxmlformats.org/wordprocessingml/2006/main">
+  <w:abstractNum w:abstractNumId="0">
+    <w:multiLevelType w:val="hybridMultilevel"/>
+    <w:lvl w:ilvl="0">
+      <w:start w:val="1"/>
+      <w:numFmt w:val="bullet"/>
+      <w:lvlText w:val="•"/>
+      <w:lvlJc w:val="left"/>
+      <w:pPr>
+        <w:ind w:left="720" w:hanging="360"/>
+      </w:pPr>
+    </w:lvl>
+    <w:lvl w:ilvl="1">
+      <w:start w:val="1"/>
+      <w:numFmt w:val="bullet"/>
+      <w:lvlText w:val="◦"/>
+      <w:lvlJc w:val="left"/>
+      <w:pPr>
+        <w:ind w:left="1440" w:hanging="360"/>
+      </w:pPr>
+    </w:lvl>
+    <w:lvl w:ilvl="2">
+      <w:start w:val="1"/>
+      <w:numFmt w:val="bullet"/>
+      <w:lvlText w:val="▪"/>
+      <w:lvlJc w:val="left"/>
+      <w:pPr>
+        <w:ind w:left="2160" w:hanging="360"/>
+      </w:pPr>
+    </w:lvl>
+    <w:lvl w:ilvl="3">
+      <w:start w:val="1"/>
+      <w:numFmt w:val="bullet"/>
+      <w:lvlText w:val="•"/>
+      <w:lvlJc w:val="left"/>
+      <w:pPr>
+        <w:ind w:left="2880" w:hanging="360"/>
+      </w:pPr>
+    </w:lvl>
+    <w:lvl w:ilvl="4">
+      <w:start w:val="1"/>
+      <w:numFmt w:val="bullet"/>
+      <w:lvlText w:val="◦"/>
+      <w:lvlJc w:val="left"/>
+      <w:pPr>
+        <w:ind w:left="3600" w:hanging="360"/>
+      </w:pPr>
+    </w:lvl>
+    <w:lvl w:ilvl="5">
+      <w:start w:val="1"/>
+      <w:numFmt w:val="bullet"/>
+      <w:lvlText w:val="▪"/>
+      <w:lvlJc w:val="left"/>
+      <w:pPr>
+        <w:ind w:left="4320" w:hanging="360"/>
+      </w:pPr>
+    </w:lvl>
+    <w:lvl w:ilvl="6">
+      <w:start w:val="1"/>
+      <w:numFmt w:val="bullet"/>
+      <w:lvlText w:val="•"/>
+      <w:lvlJc w:val="left"/>
+      <w:pPr>
+        <w:ind w:left="5040" w:hanging="360"/>
+      </w:pPr>
+    </w:lvl>
+    <w:lvl w:ilvl="7">
+      <w:start w:val="1"/>
+      <w:numFmt w:val="bullet"/>
+      <w:lvlText w:val="◦"/>
+      <w:lvlJc w:val="left"/>
+      <w:pPr>
+        <w:ind w:left="5760" w:hanging="360"/>
+      </w:pPr>
+    </w:lvl>
+    <w:lvl w:ilvl="8">
+      <w:start w:val="1"/>
+      <w:numFmt w:val="bullet"/>
+      <w:lvlText w:val="▪"/>
+      <w:lvlJc w:val="left"/>
+      <w:pPr>
+        <w:ind w:left="6480" w:hanging="360"/>
+      </w:pPr>
+    </w:lvl>
+  </w:abstractNum>
+  <w:abstractNum w:abstractNumId="1">
+    <w:multiLevelType w:val="hybridMultilevel"/>
+    <w:lvl w:ilvl="0">
+      <w:start w:val="1"/>
+      <w:numFmt w:val="decimal"/>
+      <w:lvlText w:val="%1."/>
+      <w:lvlJc w:val="left"/>
+      <w:pPr>
+        <w:ind w:left="720" w:hanging="360"/>
+      </w:pPr>
+    </w:lvl>
+    <w:lvl w:ilvl="1">
+      <w:start w:val="1"/>
+      <w:numFmt w:val="lowerLetter"/>
+      <w:lvlText w:val="%2."/>
+      <w:lvlJc w:val="left"/>
+      <w:pPr>
+        <w:ind w:left="1440" w:hanging="360"/>
+      </w:pPr>
+    </w:lvl>
+    <w:lvl w:ilvl="2">
+      <w:start w:val="1"/>
+      <w:numFmt w:val="lowerRoman"/>
+      <w:lvlText w:val="%3."/>
+      <w:lvlJc w:val="left"/>
+      <w:pPr>
+        <w:ind w:left="2160" w:hanging="360"/>
+      </w:pPr>
+    </w:lvl>
+    <w:lvl w:ilvl="3">
+      <w:start w:val="1"/>
+      <w:numFmt w:val="decimal"/>
+      <w:lvlText w:val="%4."/>
+      <w:lvlJc w:val="left"/>
+      <w:pPr>
+        <w:ind w:left="2880" w:hanging="360"/>
+      </w:pPr>
+    </w:lvl>
+    <w:lvl w:ilvl="4">
+      <w:start w:val="1"/>
+      <w:numFmt w:val="lowerLetter"/>
+      <w:lvlText w:val="%5."/>
+      <w:lvlJc w:val="left"/>
+      <w:pPr>
+        <w:ind w:left="3600" w:hanging="360"/>
+      </w:pPr>
+    </w:lvl>
+    <w:lvl w:ilvl="5">
+      <w:start w:val="1"/>
+      <w:numFmt w:val="lowerRoman"/>
+      <w:lvlText w:val="%6."/>
+      <w:lvlJc w:val="left"/>
+      <w:pPr>
+        <w:ind w:left="4320" w:hanging="360"/>
+      </w:pPr>
+    </w:lvl>
+    <w:lvl w:ilvl="6">
+      <w:start w:val="1"/>
+      <w:numFmt w:val="decimal"/>
+      <w:lvlText w:val="%7."/>
+      <w:lvlJc w:val="left"/>
+      <w:pPr>
+        <w:ind w:left="5040" w:hanging="360"/>
+      </w:pPr>
+    </w:lvl>
+    <w:lvl w:ilvl="7">
+      <w:start w:val="1"/>
+      <w:numFmt w:val="lowerLetter"/>
+      <w:lvlText w:val="%8."/>
+      <w:lvlJc w:val="left"/>
+      <w:pPr>
+        <w:ind w:left="5760" w:hanging="360"/>
+      </w:pPr>
+    </w:lvl>
+    <w:lvl w:ilvl="8">
+      <w:start w:val="1"/>
+      <w:numFmt w:val="lowerRoman"/>
+      <w:lvlText w:val="%9."/>
+      <w:lvlJc w:val="left"/>
+      <w:pPr>
+        <w:ind w:left="6480" w:hanging="360"/>
+      </w:pPr>
+    </w:lvl>
+  </w:abstractNum>
   <w:abstractNum w:abstractNumId="2">
     <w:multiLevelType w:val="multilevel"/>
     <w:lvl w:ilvl="0">
@@ -882,6 +1359,36 @@
   </w:abstractNum>
   <w:num w:numId="1">
     <w:abstractNumId w:val="2"/>
+  </w:num>
+  <w:num w:numId="2">
+    <w:abstractNumId w:val="0"/>
+    <w:lvlOverride w:ilvl="0">
+      <w:startOverride w:val="1"/>
+    </w:lvlOverride>
+    <w:lvlOverride w:ilvl="1">
+      <w:startOverride w:val="1"/>
+    </w:lvlOverride>
+    <w:lvlOverride w:ilvl="2">
+      <w:startOverride w:val="1"/>
+    </w:lvlOverride>
+    <w:lvlOverride w:ilvl="3">
+      <w:startOverride w:val="1"/>
+    </w:lvlOverride>
+    <w:lvlOverride w:ilvl="4">
+      <w:startOverride w:val="1"/>
+    </w:lvlOverride>
+    <w:lvlOverride w:ilvl="5">
+      <w:startOverride w:val="1"/>
+    </w:lvlOverride>
+    <w:lvlOverride w:ilvl="6">
+      <w:startOverride w:val="1"/>
+    </w:lvlOverride>
+    <w:lvlOverride w:ilvl="7">
+      <w:startOverride w:val="1"/>
+    </w:lvlOverride>
+    <w:lvlOverride w:ilvl="8">
+      <w:startOverride w:val="1"/>
+    </w:lvlOverride>
   </w:num>
 </w:numbering>
 </file>
@@ -2996,6 +3503,8 @@
   <ns0:class_of_stock/>
   <ns0:vesting_schedule/>
   <ns0:number_shares/>
+  <ns0:grant_date/>
+  <ns0:shares/>
   <ns0:offer_expiration_date/>
   <ns0:hiring_manager_name/>
   <ns0:offer_date/>

--- a/examples/legal_demo-bound.docx
+++ b/examples/legal_demo-bound.docx
@@ -197,7 +197,7 @@
         <w:pStyle w:val="BodyText"/>
       </w:pPr>
       <w:r>
-        <w:t>{{#equity.options}}</w:t>
+        <w:t>«#equity.options»</w:t>
       </w:r>
     </w:p>
     <w:p>
@@ -293,7 +293,164 @@
         <w:pStyle w:val="BodyText"/>
       </w:pPr>
       <w:r>
-        <w:t>{{/equity.options}}</w:t>
+        <w:t xml:space="preserve">Your option will be granted in tranches, </w:t>
+      </w:r>
+      <w:sdt>
+        <w:sdtPr>
+          <w:alias w:val="total_shares"/>
+          <w:tag w:val="total_shares"/>
+          <w:showingPlcHdr/>
+          <w:dataBinding w:prefixMappings="xmlns:ns0='urn:mdhtml:fields'" w:xpath="/ns0:fields[1]/ns0:total_shares[1]" w:storeItemID="{8E2C9A44-7D31-4E5B-9C0D-1A6F2B3C4D5E}"/>
+          <w:text/>
+        </w:sdtPr>
+        <w:sdtContent>
+          <w:r>
+            <w:rPr>
+              <w:rStyle w:val="PlaceholderText"/>
+            </w:rPr>
+            <w:t>total_shares</w:t>
+          </w:r>
+        </w:sdtContent>
+      </w:sdt>
+      <w:r>
+        <w:t xml:space="preserve"> shares in all:</w:t>
+      </w:r>
+    </w:p>
+    <w:tbl>
+      <w:tblPr>
+        <w:tblStyle w:val="TableGrid"/>
+        <w:tblW w:type="auto" w:w="0"/>
+        <w:tblLook w:val="04A0" w:firstRow="1" w:lastRow="0" w:firstColumn="0" w:lastColumn="0" w:noHBand="0" w:noVBand="1"/>
+      </w:tblPr>
+      <w:tblGrid>
+        <w:gridCol w:w="4680"/>
+        <w:gridCol w:w="4680"/>
+      </w:tblGrid>
+      <w:tr>
+        <w:trPr>
+          <w:tblHeader/>
+        </w:trPr>
+        <w:tc>
+          <w:tcPr/>
+          <w:p>
+            <w:pPr>
+              <w:pStyle w:val="Compact"/>
+            </w:pPr>
+            <w:r>
+              <w:rPr>
+                <w:b/>
+                <w:bCs/>
+              </w:rPr>
+              <w:t>Grant date</w:t>
+            </w:r>
+          </w:p>
+        </w:tc>
+        <w:tc>
+          <w:tcPr/>
+          <w:p>
+            <w:pPr>
+              <w:pStyle w:val="Compact"/>
+            </w:pPr>
+            <w:r>
+              <w:rPr>
+                <w:b/>
+                <w:bCs/>
+              </w:rPr>
+              <w:t>Shares</w:t>
+            </w:r>
+          </w:p>
+        </w:tc>
+      </w:tr>
+      <w:tr>
+        <w:tc>
+          <w:tcPr>
+            <w:gridSpan w:val="2"/>
+          </w:tcPr>
+          <w:p>
+            <w:pPr>
+              <w:pStyle w:val="BodyText"/>
+            </w:pPr>
+            <w:r>
+              <w:t>«#grants»</w:t>
+            </w:r>
+          </w:p>
+        </w:tc>
+      </w:tr>
+      <w:tr>
+        <w:tc>
+          <w:tcPr/>
+          <w:p>
+            <w:pPr>
+              <w:pStyle w:val="Compact"/>
+            </w:pPr>
+            <w:sdt>
+              <w:sdtPr>
+                <w:alias w:val="date"/>
+                <w:tag w:val="date"/>
+                <w:showingPlcHdr/>
+                <w:dataBinding w:prefixMappings="xmlns:ns0='urn:mdhtml:fields'" w:xpath="/ns0:fields[1]/ns0:date[1]" w:storeItemID="{8E2C9A44-7D31-4E5B-9C0D-1A6F2B3C4D5E}"/>
+                <w:text/>
+              </w:sdtPr>
+              <w:sdtContent>
+                <w:r>
+                  <w:rPr>
+                    <w:rStyle w:val="PlaceholderText"/>
+                  </w:rPr>
+                  <w:t>date</w:t>
+                </w:r>
+              </w:sdtContent>
+            </w:sdt>
+          </w:p>
+        </w:tc>
+        <w:tc>
+          <w:tcPr/>
+          <w:p>
+            <w:pPr>
+              <w:pStyle w:val="Compact"/>
+            </w:pPr>
+            <w:sdt>
+              <w:sdtPr>
+                <w:alias w:val="shares"/>
+                <w:tag w:val="shares"/>
+                <w:showingPlcHdr/>
+                <w:dataBinding w:prefixMappings="xmlns:ns0='urn:mdhtml:fields'" w:xpath="/ns0:fields[1]/ns0:shares[1]" w:storeItemID="{8E2C9A44-7D31-4E5B-9C0D-1A6F2B3C4D5E}"/>
+                <w:text/>
+              </w:sdtPr>
+              <w:sdtContent>
+                <w:r>
+                  <w:rPr>
+                    <w:rStyle w:val="PlaceholderText"/>
+                  </w:rPr>
+                  <w:t>shares</w:t>
+                </w:r>
+              </w:sdtContent>
+            </w:sdt>
+          </w:p>
+        </w:tc>
+      </w:tr>
+      <w:tr>
+        <w:tc>
+          <w:tcPr>
+            <w:gridSpan w:val="2"/>
+          </w:tcPr>
+          <w:p>
+            <w:pPr>
+              <w:pStyle w:val="BodyText"/>
+            </w:pPr>
+            <w:r>
+              <w:t>«/grants»</w:t>
+            </w:r>
+          </w:p>
+        </w:tc>
+      </w:tr>
+    </w:tbl>
+    <w:p/>
+    <w:p>
+      <w:pPr>
+        <w:pStyle w:val="BodyText"/>
+      </w:pPr>
+      <w:r>
+        <w:t>«/equity.options»</w:t>
       </w:r>
     </w:p>
     <w:p>
@@ -301,7 +458,31 @@
         <w:pStyle w:val="BodyText"/>
       </w:pPr>
       <w:r>
-        <w:t>{{#equity.restricted_stock}}</w:t>
+        <w:t>«^equity.options»</w:t>
+      </w:r>
+    </w:p>
+    <w:p>
+      <w:pPr>
+        <w:pStyle w:val="FirstParagraph"/>
+      </w:pPr>
+      <w:r>
+        <w:t>This offer includes no stock option component.</w:t>
+      </w:r>
+    </w:p>
+    <w:p>
+      <w:pPr>
+        <w:pStyle w:val="BodyText"/>
+      </w:pPr>
+      <w:r>
+        <w:t>«/equity.options»</w:t>
+      </w:r>
+    </w:p>
+    <w:p>
+      <w:pPr>
+        <w:pStyle w:val="BodyText"/>
+      </w:pPr>
+      <w:r>
+        <w:t>«#equity.restricted_stock»</w:t>
       </w:r>
     </w:p>
     <w:p>
@@ -377,7 +558,7 @@
         <w:pStyle w:val="BodyText"/>
       </w:pPr>
       <w:r>
-        <w:t>{{/equity.restricted_stock}}</w:t>
+        <w:t>«/equity.restricted_stock»</w:t>
       </w:r>
     </w:p>
     <w:p>
@@ -616,14 +797,17 @@
               <w:pStyle w:val="Compact"/>
             </w:pPr>
             <w:r>
+              <w:t>«#manager»</w:t>
+            </w:r>
+            <w:r>
               <w:t xml:space="preserve">Name: </w:t>
             </w:r>
             <w:sdt>
               <w:sdtPr>
-                <w:alias w:val="hiring_manager_name"/>
-                <w:tag w:val="hiring_manager_name"/>
+                <w:alias w:val="name"/>
+                <w:tag w:val="name"/>
                 <w:showingPlcHdr/>
-                <w:dataBinding w:prefixMappings="xmlns:ns0='urn:mdhtml:fields'" w:xpath="/ns0:fields[1]/ns0:hiring_manager_name[1]" w:storeItemID="{8E2C9A44-7D31-4E5B-9C0D-1A6F2B3C4D5E}"/>
+                <w:dataBinding w:prefixMappings="xmlns:ns0='urn:mdhtml:fields'" w:xpath="/ns0:fields[1]/ns0:name[1]" w:storeItemID="{8E2C9A44-7D31-4E5B-9C0D-1A6F2B3C4D5E}"/>
                 <w:text/>
               </w:sdtPr>
               <w:sdtContent>
@@ -631,10 +815,36 @@
                   <w:rPr>
                     <w:rStyle w:val="PlaceholderText"/>
                   </w:rPr>
-                  <w:t>hiring_manager_name</w:t>
+                  <w:t>name</w:t>
                 </w:r>
               </w:sdtContent>
             </w:sdt>
+            <w:r>
+              <w:t xml:space="preserve"> (</w:t>
+            </w:r>
+            <w:sdt>
+              <w:sdtPr>
+                <w:alias w:val="title"/>
+                <w:tag w:val="title"/>
+                <w:showingPlcHdr/>
+                <w:dataBinding w:prefixMappings="xmlns:ns0='urn:mdhtml:fields'" w:xpath="/ns0:fields[1]/ns0:title[1]" w:storeItemID="{8E2C9A44-7D31-4E5B-9C0D-1A6F2B3C4D5E}"/>
+                <w:text/>
+              </w:sdtPr>
+              <w:sdtContent>
+                <w:r>
+                  <w:rPr>
+                    <w:rStyle w:val="PlaceholderText"/>
+                  </w:rPr>
+                  <w:t>title</w:t>
+                </w:r>
+              </w:sdtContent>
+            </w:sdt>
+            <w:r>
+              <w:t>)</w:t>
+            </w:r>
+            <w:r>
+              <w:t>«/manager»</w:t>
+            </w:r>
           </w:p>
         </w:tc>
         <w:tc>
@@ -2995,9 +3205,13 @@
   <ns0:shares_subject_to_option/>
   <ns0:class_of_stock/>
   <ns0:vesting_schedule/>
+  <ns0:total_shares/>
+  <ns0:date/>
+  <ns0:shares/>
   <ns0:number_shares/>
   <ns0:offer_expiration_date/>
-  <ns0:hiring_manager_name/>
+  <ns0:name/>
+  <ns0:title/>
   <ns0:offer_date/>
   <ns0:signature_date/>
 </ns0:fields>
